--- a/reference/pages-legales/Disclaimer SAFIA 12 août 2026.docx
+++ b/reference/pages-legales/Disclaimer SAFIA 12 août 2026.docx
@@ -270,40 +270,33 @@
         <w:rPr>
           <w:lang w:val="fr-FR"/>
         </w:rPr>
-        <w:t>SAFIA SAS est immatriculée à l'ORIAS sous le numéro 26008152 en qualité de Conseiller en Investissements Financiers (CIF), sans maniement de fonds, et adhère à ce titre à la Chambre Nationale des Conseils en Gestion de Patrimoine (CNCGP), association agréée par l'Autorité des Marchés Financiers (AMF).</w:t>
-      </w:r>
-    </w:p>
-    <w:p>
-      <w:pPr>
-        <w:rPr>
-          <w:lang w:val="fr-FR"/>
-        </w:rPr>
-      </w:pPr>
-      <w:r>
-        <w:rPr>
-          <w:lang w:val="fr-FR"/>
-        </w:rPr>
-        <w:t>Cette activité réglementée est exercée exclusivement par les conseillers salariés de SAFIA habilités à cet effet, dans le cadre d'échanges personnalisés et dédiés avec l'utilisateur.</w:t>
-      </w:r>
-    </w:p>
-    <w:p>
-      <w:pPr>
-        <w:rPr>
-          <w:lang w:val="fr-FR"/>
-        </w:rPr>
-      </w:pPr>
-      <w:r>
-        <w:rPr>
-          <w:lang w:val="fr-FR"/>
-        </w:rPr>
-        <w:t xml:space="preserve">En dehors de ces échanges, SAFIA n'agit pas en qualité de conseiller en investissements financiers : les fonctionnalités accessibles de manière autonome au </w:t>
-      </w:r>
-      <w:r>
-        <w:rPr>
-          <w:lang w:val="fr-FR"/>
-        </w:rPr>
-        <w:lastRenderedPageBreak/>
-        <w:t>sein de l'application ont une vocation strictement informative et ne sauraient être assimilées à un conseil personnalisé. Toute décision d'investissement prise sur la seule base de ces fonctionnalités doit être établie sur la propre analyse de l'utilisateur et, le cas échéant, après consultation d'un professionnel habilité.</w:t>
+        <w:t xml:space="preserve">SAFIA SAS est immatriculée à l'ORIAS sous le numéro 26008152 en qualité de Conseiller en Investissements Financiers (CIF), sans maniement de fonds, et de Courtier d'assurance ou de réassurance (COA), et adhère à ce titre à la Chambre Nationale des Conseils en Gestion de Patrimoine (CNCGP), association agréée par l'Autorité des Marchés Financiers (AMF) et par l'Autorité de Contrôle Prudentiel et de Résolution (ACPR).</w:t>
+      </w:r>
+    </w:p>
+    <w:p>
+      <w:pPr>
+        <w:rPr>
+          <w:lang w:val="fr-FR"/>
+        </w:rPr>
+      </w:pPr>
+      <w:r>
+        <w:rPr>
+          <w:lang w:val="fr-FR"/>
+        </w:rPr>
+        <w:t xml:space="preserve">Ces activités réglementées sont exercées exclusivement par les conseillers salariés de SAFIA habilités à cet effet, dans le cadre d'échanges personnalisés et dédiés avec l'utilisateur.</w:t>
+      </w:r>
+    </w:p>
+    <w:p>
+      <w:pPr>
+        <w:rPr>
+          <w:lang w:val="fr-FR"/>
+        </w:rPr>
+      </w:pPr>
+      <w:r>
+        <w:rPr>
+          <w:lang w:val="fr-FR"/>
+        </w:rPr>
+        <w:t xml:space="preserve">En dehors de ces échanges, SAFIA n'agit ni en qualité de conseiller en investissements financiers ni en qualité de courtier en assurance : les fonctionnalités accessibles de manière autonome au sein de l'application ont une vocation strictement informative et ne sauraient être assimilées à un conseil personnalisé ni à la proposition d'un contrat d'assurance. Toute décision d'investissement prise sur la seule base de ces fonctionnalités doit être établie sur la propre analyse de l'utilisateur et, le cas échéant, après consultation d'un professionnel habilité.</w:t>
       </w:r>
     </w:p>
     <w:p>
